--- a/examples/tutorial/doc/02-knowing-your-data.docx
+++ b/examples/tutorial/doc/02-knowing-your-data.docx
@@ -129,15 +129,90 @@
       </w:r>
     </w:p>
     <w:bookmarkEnd w:id="22"/>
-    <w:bookmarkStart w:id="26" w:name="walkthrough"/>
+    <w:bookmarkStart w:id="23" w:name="how-to-read-this-walkthrough"/>
     <w:p>
       <w:pPr>
         <w:pStyle w:val="Heading2"/>
       </w:pPr>
       <w:r>
+        <w:t xml:space="preserve">How to read this walkthrough</w:t>
+      </w:r>
+    </w:p>
+    <w:p>
+      <w:pPr>
+        <w:pStyle w:val="FirstParagraph"/>
+      </w:pPr>
+      <w:r>
+        <w:t xml:space="preserve">The code blocks below follow the same learning rhythm used throughout the collection: prepare the environment, choose the dataset, configure the method, run the analysis, and then inspect the result. Readers who are still learning time-series mining can use that order to understand not only</w:t>
+      </w:r>
+      <w:r>
+        <w:t xml:space="preserve"> </w:t>
+      </w:r>
+      <w:r>
+        <w:rPr>
+          <w:i/>
+          <w:iCs/>
+        </w:rPr>
+        <w:t xml:space="preserve">what</w:t>
+      </w:r>
+      <w:r>
+        <w:t xml:space="preserve"> </w:t>
+      </w:r>
+      <w:r>
+        <w:t xml:space="preserve">each command does, but also</w:t>
+      </w:r>
+      <w:r>
+        <w:t xml:space="preserve"> </w:t>
+      </w:r>
+      <w:r>
+        <w:rPr>
+          <w:i/>
+          <w:iCs/>
+        </w:rPr>
+        <w:t xml:space="preserve">why</w:t>
+      </w:r>
+      <w:r>
+        <w:t xml:space="preserve"> </w:t>
+      </w:r>
+      <w:r>
+        <w:t xml:space="preserve">it appears at that stage of the workflow.</w:t>
+      </w:r>
+    </w:p>
+    <w:p>
+      <w:pPr>
+        <w:pStyle w:val="BodyText"/>
+      </w:pPr>
+      <w:r>
+        <w:t xml:space="preserve">As you go through the notebook, read the inline comments inside each chunk as the operational explanation and use the surrounding prose as the conceptual guide.</w:t>
+      </w:r>
+    </w:p>
+    <w:bookmarkEnd w:id="23"/>
+    <w:bookmarkStart w:id="31" w:name="walkthrough"/>
+    <w:p>
+      <w:pPr>
+        <w:pStyle w:val="Heading2"/>
+      </w:pPr>
+      <w:r>
         <w:t xml:space="preserve">Walkthrough</w:t>
       </w:r>
     </w:p>
+    <w:bookmarkStart w:id="24" w:name="prepare-the-example"/>
+    <w:p>
+      <w:pPr>
+        <w:pStyle w:val="Heading3"/>
+      </w:pPr>
+      <w:r>
+        <w:t xml:space="preserve">Prepare the Example</w:t>
+      </w:r>
+    </w:p>
+    <w:p>
+      <w:pPr>
+        <w:pStyle w:val="FirstParagraph"/>
+      </w:pPr>
+      <w:r>
+        <w:t xml:space="preserve">We begin by organizing the environment, loading the packages, and selecting the dataset used in the notebook. This part is intentionally more direct: the goal is to make the starting point explicit before the method-specific reasoning begins.</w:t>
+      </w:r>
+    </w:p>
     <w:p>
       <w:pPr>
         <w:pStyle w:val="SourceCode"/>
@@ -155,6 +230,24 @@
         <w:t xml:space="preserve">(harbinger)</w:t>
       </w:r>
     </w:p>
+    <w:bookmarkEnd w:id="24"/>
+    <w:bookmarkStart w:id="25" w:name="define-the-support-structures"/>
+    <w:p>
+      <w:pPr>
+        <w:pStyle w:val="Heading3"/>
+      </w:pPr>
+      <w:r>
+        <w:t xml:space="preserve">Define the Support Structures</w:t>
+      </w:r>
+    </w:p>
+    <w:p>
+      <w:pPr>
+        <w:pStyle w:val="FirstParagraph"/>
+      </w:pPr>
+      <w:r>
+        <w:t xml:space="preserve">Before applying the workflow itself, we define the helper functions or custom objects that make the example possible. This is one of the most important didactic moments in extension-oriented notebooks because it shows the contract that Harbinger expects and where the reader can adapt the behavior later.</w:t>
+      </w:r>
+    </w:p>
     <w:p>
       <w:pPr>
         <w:pStyle w:val="SourceCode"/>
@@ -811,6 +904,24 @@
         <w:t xml:space="preserve">}</w:t>
       </w:r>
     </w:p>
+    <w:bookmarkEnd w:id="25"/>
+    <w:bookmarkStart w:id="26" w:name="prepare-the-example-1"/>
+    <w:p>
+      <w:pPr>
+        <w:pStyle w:val="Heading3"/>
+      </w:pPr>
+      <w:r>
+        <w:t xml:space="preserve">Prepare the Example</w:t>
+      </w:r>
+    </w:p>
+    <w:p>
+      <w:pPr>
+        <w:pStyle w:val="FirstParagraph"/>
+      </w:pPr>
+      <w:r>
+        <w:t xml:space="preserve">We begin by organizing the environment, loading the packages, and selecting the dataset used in the notebook. This part is intentionally more direct: the goal is to make the starting point explicit before the method-specific reasoning begins.</w:t>
+      </w:r>
+    </w:p>
     <w:p>
       <w:pPr>
         <w:pStyle w:val="SourceCode"/>
@@ -1001,6 +1112,24 @@
           <w:rStyle w:val="VerbatimChar"/>
         </w:rPr>
         <w:t xml:space="preserve">## [1] "value"</w:t>
+      </w:r>
+    </w:p>
+    <w:bookmarkEnd w:id="26"/>
+    <w:bookmarkStart w:id="30" w:name="interpret-the-result-visually"/>
+    <w:p>
+      <w:pPr>
+        <w:pStyle w:val="Heading3"/>
+      </w:pPr>
+      <w:r>
+        <w:t xml:space="preserve">Interpret the Result Visually</w:t>
+      </w:r>
+    </w:p>
+    <w:p>
+      <w:pPr>
+        <w:pStyle w:val="FirstParagraph"/>
+      </w:pPr>
+      <w:r>
+        <w:t xml:space="preserve">The final plots are not just illustrations. They help the reader connect the method’s internal output with the original series, making it easier to see why a point, range, motif, or symbolic pattern was emphasized and whether that emphasis is coherent with the stated objective of the example.</w:t>
       </w:r>
     </w:p>
     <w:p>
@@ -1146,18 +1275,18 @@
           <wp:inline>
             <wp:extent cx="4620126" cy="3696101"/>
             <wp:effectExtent b="0" l="0" r="0" t="0"/>
-            <wp:docPr descr="" title="" id="24" name="Picture"/>
+            <wp:docPr descr="" title="" id="28" name="Picture"/>
             <a:graphic>
               <a:graphicData uri="http://schemas.openxmlformats.org/drawingml/2006/picture">
                 <pic:pic>
                   <pic:nvPicPr>
-                    <pic:cNvPr descr="/home/gpca/harbinger/examples/tutorial/doc/02-knowing-your-data_files/figure-docx/unnamed-chunk-4-1.png" id="25" name="Picture"/>
+                    <pic:cNvPr descr="/home/gpca/harbinger/examples/tutorial/doc/02-knowing-your-data_files/figure-docx/unnamed-chunk-4-1.png" id="29" name="Picture"/>
                     <pic:cNvPicPr>
                       <a:picLocks noChangeArrowheads="1" noChangeAspect="1"/>
                     </pic:cNvPicPr>
                   </pic:nvPicPr>
                   <pic:blipFill>
-                    <a:blip r:embed="rId23"/>
+                    <a:blip r:embed="rId27"/>
                     <a:stretch>
                       <a:fillRect/>
                     </a:stretch>
@@ -1184,8 +1313,9 @@
         </w:drawing>
       </w:r>
     </w:p>
-    <w:bookmarkEnd w:id="26"/>
-    <w:bookmarkStart w:id="28" w:name="references"/>
+    <w:bookmarkEnd w:id="30"/>
+    <w:bookmarkEnd w:id="31"/>
+    <w:bookmarkStart w:id="33" w:name="references"/>
     <w:p>
       <w:pPr>
         <w:pStyle w:val="Heading2"/>
@@ -1220,7 +1350,7 @@
       <w:r>
         <w:t xml:space="preserve"> </w:t>
       </w:r>
-      <w:hyperlink r:id="rId27">
+      <w:hyperlink r:id="rId32">
         <w:r>
           <w:rPr>
             <w:rStyle w:val="Hyperlink"/>
@@ -1229,7 +1359,7 @@
         </w:r>
       </w:hyperlink>
     </w:p>
-    <w:bookmarkEnd w:id="28"/>
+    <w:bookmarkEnd w:id="33"/>
     <w:sectPr>
       <w:footnotePr>
         <w:numRestart w:val="eachSect"/>

--- a/examples/tutorial/doc/02-knowing-your-data.docx
+++ b/examples/tutorial/doc/02-knowing-your-data.docx
@@ -2,13 +2,13 @@
 <file path=word/document.xml><?xml version="1.0" encoding="utf-8"?>
 <w:document xmlns:w="http://schemas.openxmlformats.org/wordprocessingml/2006/main" xmlns:m="http://schemas.openxmlformats.org/officeDocument/2006/math" xmlns:r="http://schemas.openxmlformats.org/officeDocument/2006/relationships" xmlns:o="urn:schemas-microsoft-com:office:office" xmlns:v="urn:schemas-microsoft-com:vml" xmlns:w10="urn:schemas-microsoft-com:office:word" xmlns:a="http://schemas.openxmlformats.org/drawingml/2006/main" xmlns:pic="http://schemas.openxmlformats.org/drawingml/2006/picture" xmlns:wp="http://schemas.openxmlformats.org/drawingml/2006/wordprocessingDrawing">
   <w:body>
-    <w:bookmarkStart w:id="20" w:name="objective"/>
+    <w:bookmarkStart w:id="23" w:name="tutorial-02---knowing-your-data"/>
     <w:p>
       <w:pPr>
         <w:pStyle w:val="Heading2"/>
       </w:pPr>
       <w:r>
-        <w:t xml:space="preserve">Objective</w:t>
+        <w:t xml:space="preserve">Tutorial 02 - Knowing Your Data</w:t>
       </w:r>
     </w:p>
     <w:p>
@@ -16,201 +16,844 @@
         <w:pStyle w:val="FirstParagraph"/>
       </w:pPr>
       <w:r>
-        <w:t xml:space="preserve">This tutorial shows why understanding the dataset comes before choosing a detector. The goal is to inspect a full benchmark collection, count how many series it provides, determine whether the data are univariate or multivariate, and plot the first available signal.</w:t>
-      </w:r>
-    </w:p>
-    <w:bookmarkEnd w:id="20"/>
-    <w:bookmarkStart w:id="21" w:name="method-at-a-glance"/>
-    <w:p>
-      <w:pPr>
-        <w:pStyle w:val="Heading2"/>
-      </w:pPr>
-      <w:r>
-        <w:t xml:space="preserve">Method at a glance</w:t>
+        <w:t xml:space="preserve">Before choosing a detector, it is worth understanding what the dataset actually contains. This tutorial inspects a benchmark collection, checks how many series are available, determines whether the data are univariate or multivariate, and plots the first signal.</w:t>
       </w:r>
     </w:p>
     <w:p>
       <w:pPr>
-        <w:pStyle w:val="FirstParagraph"/>
-      </w:pPr>
-      <w:r>
-        <w:t xml:space="preserve">Harbinger exposes benchmark datasets through packaged objects and</w:t>
-      </w:r>
-      <w:r>
-        <w:t xml:space="preserve"> </w:t>
-      </w:r>
-      <w:r>
-        <w:rPr>
-          <w:rStyle w:val="VerbatimChar"/>
-        </w:rPr>
-        <w:t xml:space="preserve">loadfulldata()</w:t>
-      </w:r>
-      <w:r>
-        <w:t xml:space="preserve">. Before modeling, it is useful to know the size of the collection, the shape of each series, and which signal column should be visualized first.</w:t>
-      </w:r>
-    </w:p>
-    <w:bookmarkEnd w:id="21"/>
-    <w:bookmarkStart w:id="22" w:name="what-you-will-do"/>
-    <w:p>
-      <w:pPr>
-        <w:pStyle w:val="Heading2"/>
-      </w:pPr>
-      <w:r>
-        <w:t xml:space="preserve">What you will do</w:t>
+        <w:pStyle w:val="BodyText"/>
+      </w:pPr>
+      <w:r>
+        <w:t xml:space="preserve">The main point is practical: a good method choice depends on the shape of the collection and not only on the package catalog.</w:t>
       </w:r>
     </w:p>
     <w:p>
       <w:pPr>
-        <w:pStyle w:val="Compact"/>
-        <w:numPr>
-          <w:ilvl w:val="0"/>
-          <w:numId w:val="1001"/>
-        </w:numPr>
-      </w:pPr>
-      <w:r>
-        <w:t xml:space="preserve">load a packaged benchmark object</w:t>
+        <w:pStyle w:val="BodyText"/>
+      </w:pPr>
+      <w:r>
+        <w:t xml:space="preserve">The technique here is exploratory rather than predictive. Instead of fitting a model, the notebook studies dataset structure, because tasks such as anomaly detection, change-point detection, and motif discovery depend strongly on whether the signals are single-channel, multichannel, short, long, sparse, or densely labeled.</w:t>
       </w:r>
     </w:p>
     <w:p>
       <w:pPr>
-        <w:pStyle w:val="Compact"/>
-        <w:numPr>
-          <w:ilvl w:val="0"/>
-          <w:numId w:val="1001"/>
-        </w:numPr>
-      </w:pPr>
-      <w:r>
-        <w:t xml:space="preserve">replace the mini object with the full dataset</w:t>
+        <w:pStyle w:val="SourceCode"/>
+      </w:pPr>
+      <w:r>
+        <w:rPr>
+          <w:rStyle w:val="FunctionTok"/>
+        </w:rPr>
+        <w:t xml:space="preserve">library</w:t>
+      </w:r>
+      <w:r>
+        <w:rPr>
+          <w:rStyle w:val="NormalTok"/>
+        </w:rPr>
+        <w:t xml:space="preserve">(harbinger)</w:t>
       </w:r>
     </w:p>
     <w:p>
       <w:pPr>
-        <w:pStyle w:val="Compact"/>
-        <w:numPr>
-          <w:ilvl w:val="0"/>
-          <w:numId w:val="1001"/>
-        </w:numPr>
-      </w:pPr>
-      <w:r>
-        <w:t xml:space="preserve">count the available series</w:t>
+        <w:pStyle w:val="FirstParagraph"/>
+      </w:pPr>
+      <w:r>
+        <w:t xml:space="preserve">Define a small helper so the same checks can be reused with other collections.</w:t>
       </w:r>
     </w:p>
     <w:p>
       <w:pPr>
-        <w:pStyle w:val="Compact"/>
-        <w:numPr>
-          <w:ilvl w:val="0"/>
-          <w:numId w:val="1001"/>
-        </w:numPr>
-      </w:pPr>
-      <w:r>
-        <w:t xml:space="preserve">identify whether the collection is univariate or multivariate</w:t>
+        <w:pStyle w:val="SourceCode"/>
+      </w:pPr>
+      <w:r>
+        <w:rPr>
+          <w:rStyle w:val="NormalTok"/>
+        </w:rPr>
+        <w:t xml:space="preserve">dataset_summary </w:t>
+      </w:r>
+      <w:r>
+        <w:rPr>
+          <w:rStyle w:val="OtherTok"/>
+        </w:rPr>
+        <w:t xml:space="preserve">&lt;-</w:t>
+      </w:r>
+      <w:r>
+        <w:rPr>
+          <w:rStyle w:val="NormalTok"/>
+        </w:rPr>
+        <w:t xml:space="preserve"> </w:t>
+      </w:r>
+      <w:r>
+        <w:rPr>
+          <w:rStyle w:val="ControlFlowTok"/>
+        </w:rPr>
+        <w:t xml:space="preserve">function</w:t>
+      </w:r>
+      <w:r>
+        <w:rPr>
+          <w:rStyle w:val="NormalTok"/>
+        </w:rPr>
+        <w:t xml:space="preserve">(x) {</w:t>
+      </w:r>
+      <w:r>
+        <w:br/>
+      </w:r>
+      <w:r>
+        <w:rPr>
+          <w:rStyle w:val="NormalTok"/>
+        </w:rPr>
+        <w:t xml:space="preserve">  first_series </w:t>
+      </w:r>
+      <w:r>
+        <w:rPr>
+          <w:rStyle w:val="OtherTok"/>
+        </w:rPr>
+        <w:t xml:space="preserve">&lt;-</w:t>
+      </w:r>
+      <w:r>
+        <w:rPr>
+          <w:rStyle w:val="NormalTok"/>
+        </w:rPr>
+        <w:t xml:space="preserve"> x[[</w:t>
+      </w:r>
+      <w:r>
+        <w:rPr>
+          <w:rStyle w:val="DecValTok"/>
+        </w:rPr>
+        <w:t xml:space="preserve">1</w:t>
+      </w:r>
+      <w:r>
+        <w:rPr>
+          <w:rStyle w:val="NormalTok"/>
+        </w:rPr>
+        <w:t xml:space="preserve">]]</w:t>
+      </w:r>
+      <w:r>
+        <w:br/>
+      </w:r>
+      <w:r>
+        <w:rPr>
+          <w:rStyle w:val="NormalTok"/>
+        </w:rPr>
+        <w:t xml:space="preserve">  meta_cols </w:t>
+      </w:r>
+      <w:r>
+        <w:rPr>
+          <w:rStyle w:val="OtherTok"/>
+        </w:rPr>
+        <w:t xml:space="preserve">&lt;-</w:t>
+      </w:r>
+      <w:r>
+        <w:rPr>
+          <w:rStyle w:val="NormalTok"/>
+        </w:rPr>
+        <w:t xml:space="preserve"> </w:t>
+      </w:r>
+      <w:r>
+        <w:rPr>
+          <w:rStyle w:val="FunctionTok"/>
+        </w:rPr>
+        <w:t xml:space="preserve">c</w:t>
+      </w:r>
+      <w:r>
+        <w:rPr>
+          <w:rStyle w:val="NormalTok"/>
+        </w:rPr>
+        <w:t xml:space="preserve">(</w:t>
+      </w:r>
+      <w:r>
+        <w:rPr>
+          <w:rStyle w:val="StringTok"/>
+        </w:rPr>
+        <w:t xml:space="preserve">"idx"</w:t>
+      </w:r>
+      <w:r>
+        <w:rPr>
+          <w:rStyle w:val="NormalTok"/>
+        </w:rPr>
+        <w:t xml:space="preserve">, </w:t>
+      </w:r>
+      <w:r>
+        <w:rPr>
+          <w:rStyle w:val="StringTok"/>
+        </w:rPr>
+        <w:t xml:space="preserve">"event"</w:t>
+      </w:r>
+      <w:r>
+        <w:rPr>
+          <w:rStyle w:val="NormalTok"/>
+        </w:rPr>
+        <w:t xml:space="preserve">, </w:t>
+      </w:r>
+      <w:r>
+        <w:rPr>
+          <w:rStyle w:val="StringTok"/>
+        </w:rPr>
+        <w:t xml:space="preserve">"type"</w:t>
+      </w:r>
+      <w:r>
+        <w:rPr>
+          <w:rStyle w:val="NormalTok"/>
+        </w:rPr>
+        <w:t xml:space="preserve">, </w:t>
+      </w:r>
+      <w:r>
+        <w:rPr>
+          <w:rStyle w:val="StringTok"/>
+        </w:rPr>
+        <w:t xml:space="preserve">"seq"</w:t>
+      </w:r>
+      <w:r>
+        <w:rPr>
+          <w:rStyle w:val="NormalTok"/>
+        </w:rPr>
+        <w:t xml:space="preserve">, </w:t>
+      </w:r>
+      <w:r>
+        <w:rPr>
+          <w:rStyle w:val="StringTok"/>
+        </w:rPr>
+        <w:t xml:space="preserve">"seqlen"</w:t>
+      </w:r>
+      <w:r>
+        <w:rPr>
+          <w:rStyle w:val="NormalTok"/>
+        </w:rPr>
+        <w:t xml:space="preserve">)</w:t>
+      </w:r>
+      <w:r>
+        <w:br/>
+      </w:r>
+      <w:r>
+        <w:rPr>
+          <w:rStyle w:val="NormalTok"/>
+        </w:rPr>
+        <w:t xml:space="preserve">  signal_cols </w:t>
+      </w:r>
+      <w:r>
+        <w:rPr>
+          <w:rStyle w:val="OtherTok"/>
+        </w:rPr>
+        <w:t xml:space="preserve">&lt;-</w:t>
+      </w:r>
+      <w:r>
+        <w:rPr>
+          <w:rStyle w:val="NormalTok"/>
+        </w:rPr>
+        <w:t xml:space="preserve"> </w:t>
+      </w:r>
+      <w:r>
+        <w:rPr>
+          <w:rStyle w:val="FunctionTok"/>
+        </w:rPr>
+        <w:t xml:space="preserve">setdiff</w:t>
+      </w:r>
+      <w:r>
+        <w:rPr>
+          <w:rStyle w:val="NormalTok"/>
+        </w:rPr>
+        <w:t xml:space="preserve">(</w:t>
+      </w:r>
+      <w:r>
+        <w:rPr>
+          <w:rStyle w:val="FunctionTok"/>
+        </w:rPr>
+        <w:t xml:space="preserve">names</w:t>
+      </w:r>
+      <w:r>
+        <w:rPr>
+          <w:rStyle w:val="NormalTok"/>
+        </w:rPr>
+        <w:t xml:space="preserve">(first_series), meta_cols)</w:t>
+      </w:r>
+      <w:r>
+        <w:br/>
+      </w:r>
+      <w:r>
+        <w:rPr>
+          <w:rStyle w:val="NormalTok"/>
+        </w:rPr>
+        <w:t xml:space="preserve">  dataset_type </w:t>
+      </w:r>
+      <w:r>
+        <w:rPr>
+          <w:rStyle w:val="OtherTok"/>
+        </w:rPr>
+        <w:t xml:space="preserve">&lt;-</w:t>
+      </w:r>
+      <w:r>
+        <w:rPr>
+          <w:rStyle w:val="NormalTok"/>
+        </w:rPr>
+        <w:t xml:space="preserve"> </w:t>
+      </w:r>
+      <w:r>
+        <w:rPr>
+          <w:rStyle w:val="ControlFlowTok"/>
+        </w:rPr>
+        <w:t xml:space="preserve">if</w:t>
+      </w:r>
+      <w:r>
+        <w:rPr>
+          <w:rStyle w:val="NormalTok"/>
+        </w:rPr>
+        <w:t xml:space="preserve"> (</w:t>
+      </w:r>
+      <w:r>
+        <w:rPr>
+          <w:rStyle w:val="StringTok"/>
+        </w:rPr>
+        <w:t xml:space="preserve">"value"</w:t>
+      </w:r>
+      <w:r>
+        <w:rPr>
+          <w:rStyle w:val="NormalTok"/>
+        </w:rPr>
+        <w:t xml:space="preserve"> </w:t>
+      </w:r>
+      <w:r>
+        <w:rPr>
+          <w:rStyle w:val="SpecialCharTok"/>
+        </w:rPr>
+        <w:t xml:space="preserve">%in%</w:t>
+      </w:r>
+      <w:r>
+        <w:rPr>
+          <w:rStyle w:val="NormalTok"/>
+        </w:rPr>
+        <w:t xml:space="preserve"> </w:t>
+      </w:r>
+      <w:r>
+        <w:rPr>
+          <w:rStyle w:val="FunctionTok"/>
+        </w:rPr>
+        <w:t xml:space="preserve">names</w:t>
+      </w:r>
+      <w:r>
+        <w:rPr>
+          <w:rStyle w:val="NormalTok"/>
+        </w:rPr>
+        <w:t xml:space="preserve">(first_series) </w:t>
+      </w:r>
+      <w:r>
+        <w:rPr>
+          <w:rStyle w:val="SpecialCharTok"/>
+        </w:rPr>
+        <w:t xml:space="preserve">||</w:t>
+      </w:r>
+      <w:r>
+        <w:rPr>
+          <w:rStyle w:val="NormalTok"/>
+        </w:rPr>
+        <w:t xml:space="preserve"> </w:t>
+      </w:r>
+      <w:r>
+        <w:rPr>
+          <w:rStyle w:val="FunctionTok"/>
+        </w:rPr>
+        <w:t xml:space="preserve">length</w:t>
+      </w:r>
+      <w:r>
+        <w:rPr>
+          <w:rStyle w:val="NormalTok"/>
+        </w:rPr>
+        <w:t xml:space="preserve">(signal_cols) </w:t>
+      </w:r>
+      <w:r>
+        <w:rPr>
+          <w:rStyle w:val="SpecialCharTok"/>
+        </w:rPr>
+        <w:t xml:space="preserve">==</w:t>
+      </w:r>
+      <w:r>
+        <w:rPr>
+          <w:rStyle w:val="NormalTok"/>
+        </w:rPr>
+        <w:t xml:space="preserve"> </w:t>
+      </w:r>
+      <w:r>
+        <w:rPr>
+          <w:rStyle w:val="DecValTok"/>
+        </w:rPr>
+        <w:t xml:space="preserve">1</w:t>
+      </w:r>
+      <w:r>
+        <w:rPr>
+          <w:rStyle w:val="NormalTok"/>
+        </w:rPr>
+        <w:t xml:space="preserve">) {</w:t>
+      </w:r>
+      <w:r>
+        <w:br/>
+      </w:r>
+      <w:r>
+        <w:rPr>
+          <w:rStyle w:val="NormalTok"/>
+        </w:rPr>
+        <w:t xml:space="preserve">    </w:t>
+      </w:r>
+      <w:r>
+        <w:rPr>
+          <w:rStyle w:val="StringTok"/>
+        </w:rPr>
+        <w:t xml:space="preserve">"univariate"</w:t>
+      </w:r>
+      <w:r>
+        <w:br/>
+      </w:r>
+      <w:r>
+        <w:rPr>
+          <w:rStyle w:val="NormalTok"/>
+        </w:rPr>
+        <w:t xml:space="preserve">  } </w:t>
+      </w:r>
+      <w:r>
+        <w:rPr>
+          <w:rStyle w:val="ControlFlowTok"/>
+        </w:rPr>
+        <w:t xml:space="preserve">else</w:t>
+      </w:r>
+      <w:r>
+        <w:rPr>
+          <w:rStyle w:val="NormalTok"/>
+        </w:rPr>
+        <w:t xml:space="preserve"> {</w:t>
+      </w:r>
+      <w:r>
+        <w:br/>
+      </w:r>
+      <w:r>
+        <w:rPr>
+          <w:rStyle w:val="NormalTok"/>
+        </w:rPr>
+        <w:t xml:space="preserve">    </w:t>
+      </w:r>
+      <w:r>
+        <w:rPr>
+          <w:rStyle w:val="StringTok"/>
+        </w:rPr>
+        <w:t xml:space="preserve">"multivariate"</w:t>
+      </w:r>
+      <w:r>
+        <w:br/>
+      </w:r>
+      <w:r>
+        <w:rPr>
+          <w:rStyle w:val="NormalTok"/>
+        </w:rPr>
+        <w:t xml:space="preserve">  }</w:t>
+      </w:r>
+      <w:r>
+        <w:br/>
+      </w:r>
+      <w:r>
+        <w:rPr>
+          <w:rStyle w:val="NormalTok"/>
+        </w:rPr>
+        <w:t xml:space="preserve">  plot_column </w:t>
+      </w:r>
+      <w:r>
+        <w:rPr>
+          <w:rStyle w:val="OtherTok"/>
+        </w:rPr>
+        <w:t xml:space="preserve">&lt;-</w:t>
+      </w:r>
+      <w:r>
+        <w:rPr>
+          <w:rStyle w:val="NormalTok"/>
+        </w:rPr>
+        <w:t xml:space="preserve"> </w:t>
+      </w:r>
+      <w:r>
+        <w:rPr>
+          <w:rStyle w:val="ControlFlowTok"/>
+        </w:rPr>
+        <w:t xml:space="preserve">if</w:t>
+      </w:r>
+      <w:r>
+        <w:rPr>
+          <w:rStyle w:val="NormalTok"/>
+        </w:rPr>
+        <w:t xml:space="preserve"> (</w:t>
+      </w:r>
+      <w:r>
+        <w:rPr>
+          <w:rStyle w:val="StringTok"/>
+        </w:rPr>
+        <w:t xml:space="preserve">"value"</w:t>
+      </w:r>
+      <w:r>
+        <w:rPr>
+          <w:rStyle w:val="NormalTok"/>
+        </w:rPr>
+        <w:t xml:space="preserve"> </w:t>
+      </w:r>
+      <w:r>
+        <w:rPr>
+          <w:rStyle w:val="SpecialCharTok"/>
+        </w:rPr>
+        <w:t xml:space="preserve">%in%</w:t>
+      </w:r>
+      <w:r>
+        <w:rPr>
+          <w:rStyle w:val="NormalTok"/>
+        </w:rPr>
+        <w:t xml:space="preserve"> </w:t>
+      </w:r>
+      <w:r>
+        <w:rPr>
+          <w:rStyle w:val="FunctionTok"/>
+        </w:rPr>
+        <w:t xml:space="preserve">names</w:t>
+      </w:r>
+      <w:r>
+        <w:rPr>
+          <w:rStyle w:val="NormalTok"/>
+        </w:rPr>
+        <w:t xml:space="preserve">(first_series)) </w:t>
+      </w:r>
+      <w:r>
+        <w:rPr>
+          <w:rStyle w:val="StringTok"/>
+        </w:rPr>
+        <w:t xml:space="preserve">"value"</w:t>
+      </w:r>
+      <w:r>
+        <w:rPr>
+          <w:rStyle w:val="NormalTok"/>
+        </w:rPr>
+        <w:t xml:space="preserve"> </w:t>
+      </w:r>
+      <w:r>
+        <w:rPr>
+          <w:rStyle w:val="ControlFlowTok"/>
+        </w:rPr>
+        <w:t xml:space="preserve">else</w:t>
+      </w:r>
+      <w:r>
+        <w:rPr>
+          <w:rStyle w:val="NormalTok"/>
+        </w:rPr>
+        <w:t xml:space="preserve"> signal_cols[</w:t>
+      </w:r>
+      <w:r>
+        <w:rPr>
+          <w:rStyle w:val="DecValTok"/>
+        </w:rPr>
+        <w:t xml:space="preserve">1</w:t>
+      </w:r>
+      <w:r>
+        <w:rPr>
+          <w:rStyle w:val="NormalTok"/>
+        </w:rPr>
+        <w:t xml:space="preserve">]</w:t>
+      </w:r>
+      <w:r>
+        <w:br/>
+      </w:r>
+      <w:r>
+        <w:br/>
+      </w:r>
+      <w:r>
+        <w:rPr>
+          <w:rStyle w:val="NormalTok"/>
+        </w:rPr>
+        <w:t xml:space="preserve">  </w:t>
+      </w:r>
+      <w:r>
+        <w:rPr>
+          <w:rStyle w:val="FunctionTok"/>
+        </w:rPr>
+        <w:t xml:space="preserve">list</w:t>
+      </w:r>
+      <w:r>
+        <w:rPr>
+          <w:rStyle w:val="NormalTok"/>
+        </w:rPr>
+        <w:t xml:space="preserve">(</w:t>
+      </w:r>
+      <w:r>
+        <w:br/>
+      </w:r>
+      <w:r>
+        <w:rPr>
+          <w:rStyle w:val="NormalTok"/>
+        </w:rPr>
+        <w:t xml:space="preserve">    </w:t>
+      </w:r>
+      <w:r>
+        <w:rPr>
+          <w:rStyle w:val="AttributeTok"/>
+        </w:rPr>
+        <w:t xml:space="preserve">n_series =</w:t>
+      </w:r>
+      <w:r>
+        <w:rPr>
+          <w:rStyle w:val="NormalTok"/>
+        </w:rPr>
+        <w:t xml:space="preserve"> </w:t>
+      </w:r>
+      <w:r>
+        <w:rPr>
+          <w:rStyle w:val="FunctionTok"/>
+        </w:rPr>
+        <w:t xml:space="preserve">length</w:t>
+      </w:r>
+      <w:r>
+        <w:rPr>
+          <w:rStyle w:val="NormalTok"/>
+        </w:rPr>
+        <w:t xml:space="preserve">(x),</w:t>
+      </w:r>
+      <w:r>
+        <w:br/>
+      </w:r>
+      <w:r>
+        <w:rPr>
+          <w:rStyle w:val="NormalTok"/>
+        </w:rPr>
+        <w:t xml:space="preserve">    </w:t>
+      </w:r>
+      <w:r>
+        <w:rPr>
+          <w:rStyle w:val="AttributeTok"/>
+        </w:rPr>
+        <w:t xml:space="preserve">dataset_type =</w:t>
+      </w:r>
+      <w:r>
+        <w:rPr>
+          <w:rStyle w:val="NormalTok"/>
+        </w:rPr>
+        <w:t xml:space="preserve"> dataset_type,</w:t>
+      </w:r>
+      <w:r>
+        <w:br/>
+      </w:r>
+      <w:r>
+        <w:rPr>
+          <w:rStyle w:val="NormalTok"/>
+        </w:rPr>
+        <w:t xml:space="preserve">    </w:t>
+      </w:r>
+      <w:r>
+        <w:rPr>
+          <w:rStyle w:val="AttributeTok"/>
+        </w:rPr>
+        <w:t xml:space="preserve">signal_cols =</w:t>
+      </w:r>
+      <w:r>
+        <w:rPr>
+          <w:rStyle w:val="NormalTok"/>
+        </w:rPr>
+        <w:t xml:space="preserve"> signal_cols,</w:t>
+      </w:r>
+      <w:r>
+        <w:br/>
+      </w:r>
+      <w:r>
+        <w:rPr>
+          <w:rStyle w:val="NormalTok"/>
+        </w:rPr>
+        <w:t xml:space="preserve">    </w:t>
+      </w:r>
+      <w:r>
+        <w:rPr>
+          <w:rStyle w:val="AttributeTok"/>
+        </w:rPr>
+        <w:t xml:space="preserve">plot_column =</w:t>
+      </w:r>
+      <w:r>
+        <w:rPr>
+          <w:rStyle w:val="NormalTok"/>
+        </w:rPr>
+        <w:t xml:space="preserve"> plot_column,</w:t>
+      </w:r>
+      <w:r>
+        <w:br/>
+      </w:r>
+      <w:r>
+        <w:rPr>
+          <w:rStyle w:val="NormalTok"/>
+        </w:rPr>
+        <w:t xml:space="preserve">    </w:t>
+      </w:r>
+      <w:r>
+        <w:rPr>
+          <w:rStyle w:val="AttributeTok"/>
+        </w:rPr>
+        <w:t xml:space="preserve">first_series =</w:t>
+      </w:r>
+      <w:r>
+        <w:rPr>
+          <w:rStyle w:val="NormalTok"/>
+        </w:rPr>
+        <w:t xml:space="preserve"> first_series</w:t>
+      </w:r>
+      <w:r>
+        <w:br/>
+      </w:r>
+      <w:r>
+        <w:rPr>
+          <w:rStyle w:val="NormalTok"/>
+        </w:rPr>
+        <w:t xml:space="preserve">  )</w:t>
+      </w:r>
+      <w:r>
+        <w:br/>
+      </w:r>
+      <w:r>
+        <w:rPr>
+          <w:rStyle w:val="NormalTok"/>
+        </w:rPr>
+        <w:t xml:space="preserve">}</w:t>
       </w:r>
     </w:p>
     <w:p>
       <w:pPr>
-        <w:pStyle w:val="Compact"/>
-        <w:numPr>
-          <w:ilvl w:val="0"/>
-          <w:numId w:val="1001"/>
-        </w:numPr>
-      </w:pPr>
-      <w:r>
-        <w:t xml:space="preserve">plot the first signal using</w:t>
-      </w:r>
-      <w:r>
-        <w:t xml:space="preserve"> </w:t>
-      </w:r>
-      <w:r>
-        <w:rPr>
-          <w:rStyle w:val="VerbatimChar"/>
-        </w:rPr>
-        <w:t xml:space="preserve">har_plot()</w:t>
-      </w:r>
-    </w:p>
-    <w:bookmarkEnd w:id="22"/>
-    <w:bookmarkStart w:id="23" w:name="how-to-read-this-walkthrough"/>
-    <w:p>
-      <w:pPr>
-        <w:pStyle w:val="Heading2"/>
-      </w:pPr>
-      <w:r>
-        <w:t xml:space="preserve">How to read this walkthrough</w:t>
+        <w:pStyle w:val="FirstParagraph"/>
+      </w:pPr>
+      <w:r>
+        <w:t xml:space="preserve">Load a benchmark object, expand it to the full dataset, and inspect its structure.</w:t>
       </w:r>
     </w:p>
     <w:p>
       <w:pPr>
-        <w:pStyle w:val="FirstParagraph"/>
-      </w:pPr>
-      <w:r>
-        <w:t xml:space="preserve">The code blocks below follow the same learning rhythm used throughout the collection: prepare the environment, choose the dataset, configure the method, run the analysis, and then inspect the result. Readers who are still learning time-series mining can use that order to understand not only</w:t>
-      </w:r>
-      <w:r>
+        <w:pStyle w:val="SourceCode"/>
+      </w:pPr>
+      <w:r>
+        <w:rPr>
+          <w:rStyle w:val="FunctionTok"/>
+        </w:rPr>
+        <w:t xml:space="preserve">data</w:t>
+      </w:r>
+      <w:r>
+        <w:rPr>
+          <w:rStyle w:val="NormalTok"/>
+        </w:rPr>
+        <w:t xml:space="preserve">(A1Benchmark)</w:t>
+      </w:r>
+      <w:r>
+        <w:br/>
+      </w:r>
+      <w:r>
+        <w:rPr>
+          <w:rStyle w:val="NormalTok"/>
+        </w:rPr>
+        <w:t xml:space="preserve">A1Benchmark </w:t>
+      </w:r>
+      <w:r>
+        <w:rPr>
+          <w:rStyle w:val="OtherTok"/>
+        </w:rPr>
+        <w:t xml:space="preserve">&lt;-</w:t>
+      </w:r>
+      <w:r>
+        <w:rPr>
+          <w:rStyle w:val="NormalTok"/>
+        </w:rPr>
         <w:t xml:space="preserve"> </w:t>
       </w:r>
       <w:r>
         <w:rPr>
-          <w:i/>
-          <w:iCs/>
-        </w:rPr>
-        <w:t xml:space="preserve">what</w:t>
-      </w:r>
-      <w:r>
+          <w:rStyle w:val="FunctionTok"/>
+        </w:rPr>
+        <w:t xml:space="preserve">loadfulldata</w:t>
+      </w:r>
+      <w:r>
+        <w:rPr>
+          <w:rStyle w:val="NormalTok"/>
+        </w:rPr>
+        <w:t xml:space="preserve">(A1Benchmark)</w:t>
+      </w:r>
+      <w:r>
+        <w:br/>
+      </w:r>
+      <w:r>
+        <w:rPr>
+          <w:rStyle w:val="NormalTok"/>
+        </w:rPr>
+        <w:t xml:space="preserve">info </w:t>
+      </w:r>
+      <w:r>
+        <w:rPr>
+          <w:rStyle w:val="OtherTok"/>
+        </w:rPr>
+        <w:t xml:space="preserve">&lt;-</w:t>
+      </w:r>
+      <w:r>
+        <w:rPr>
+          <w:rStyle w:val="NormalTok"/>
+        </w:rPr>
         <w:t xml:space="preserve"> </w:t>
       </w:r>
       <w:r>
-        <w:t xml:space="preserve">each command does, but also</w:t>
-      </w:r>
-      <w:r>
-        <w:t xml:space="preserve"> </w:t>
-      </w:r>
-      <w:r>
-        <w:rPr>
-          <w:i/>
-          <w:iCs/>
-        </w:rPr>
-        <w:t xml:space="preserve">why</w:t>
-      </w:r>
-      <w:r>
-        <w:t xml:space="preserve"> </w:t>
-      </w:r>
-      <w:r>
-        <w:t xml:space="preserve">it appears at that stage of the workflow.</w:t>
+        <w:rPr>
+          <w:rStyle w:val="FunctionTok"/>
+        </w:rPr>
+        <w:t xml:space="preserve">dataset_summary</w:t>
+      </w:r>
+      <w:r>
+        <w:rPr>
+          <w:rStyle w:val="NormalTok"/>
+        </w:rPr>
+        <w:t xml:space="preserve">(A1Benchmark)</w:t>
+      </w:r>
+      <w:r>
+        <w:br/>
+      </w:r>
+      <w:r>
+        <w:br/>
+      </w:r>
+      <w:r>
+        <w:rPr>
+          <w:rStyle w:val="NormalTok"/>
+        </w:rPr>
+        <w:t xml:space="preserve">info</w:t>
+      </w:r>
+      <w:r>
+        <w:rPr>
+          <w:rStyle w:val="SpecialCharTok"/>
+        </w:rPr>
+        <w:t xml:space="preserve">$</w:t>
+      </w:r>
+      <w:r>
+        <w:rPr>
+          <w:rStyle w:val="NormalTok"/>
+        </w:rPr>
+        <w:t xml:space="preserve">n_series</w:t>
       </w:r>
     </w:p>
     <w:p>
       <w:pPr>
-        <w:pStyle w:val="BodyText"/>
-      </w:pPr>
-      <w:r>
-        <w:t xml:space="preserve">As you go through the notebook, read the inline comments inside each chunk as the operational explanation and use the surrounding prose as the conceptual guide.</w:t>
-      </w:r>
-    </w:p>
-    <w:bookmarkEnd w:id="23"/>
-    <w:bookmarkStart w:id="31" w:name="walkthrough"/>
-    <w:p>
-      <w:pPr>
-        <w:pStyle w:val="Heading2"/>
-      </w:pPr>
-      <w:r>
-        <w:t xml:space="preserve">Walkthrough</w:t>
-      </w:r>
-    </w:p>
-    <w:bookmarkStart w:id="24" w:name="prepare-the-example"/>
-    <w:p>
-      <w:pPr>
-        <w:pStyle w:val="Heading3"/>
-      </w:pPr>
-      <w:r>
-        <w:t xml:space="preserve">Prepare the Example</w:t>
+        <w:pStyle w:val="SourceCode"/>
+      </w:pPr>
+      <w:r>
+        <w:rPr>
+          <w:rStyle w:val="VerbatimChar"/>
+        </w:rPr>
+        <w:t xml:space="preserve">## [1] 67</w:t>
       </w:r>
     </w:p>
     <w:p>
       <w:pPr>
-        <w:pStyle w:val="FirstParagraph"/>
-      </w:pPr>
-      <w:r>
-        <w:t xml:space="preserve">We begin by organizing the environment, loading the packages, and selecting the dataset used in the notebook. This part is intentionally more direct: the goal is to make the starting point explicit before the method-specific reasoning begins.</w:t>
+        <w:pStyle w:val="SourceCode"/>
+      </w:pPr>
+      <w:r>
+        <w:rPr>
+          <w:rStyle w:val="NormalTok"/>
+        </w:rPr>
+        <w:t xml:space="preserve">info</w:t>
+      </w:r>
+      <w:r>
+        <w:rPr>
+          <w:rStyle w:val="SpecialCharTok"/>
+        </w:rPr>
+        <w:t xml:space="preserve">$</w:t>
+      </w:r>
+      <w:r>
+        <w:rPr>
+          <w:rStyle w:val="NormalTok"/>
+        </w:rPr>
+        <w:t xml:space="preserve">dataset_type</w:t>
       </w:r>
     </w:p>
     <w:p>
@@ -219,33 +862,32 @@
       </w:pPr>
       <w:r>
         <w:rPr>
-          <w:rStyle w:val="FunctionTok"/>
-        </w:rPr>
-        <w:t xml:space="preserve">library</w:t>
-      </w:r>
-      <w:r>
-        <w:rPr>
-          <w:rStyle w:val="NormalTok"/>
-        </w:rPr>
-        <w:t xml:space="preserve">(harbinger)</w:t>
-      </w:r>
-    </w:p>
-    <w:bookmarkEnd w:id="24"/>
-    <w:bookmarkStart w:id="25" w:name="define-the-support-structures"/>
-    <w:p>
-      <w:pPr>
-        <w:pStyle w:val="Heading3"/>
-      </w:pPr>
-      <w:r>
-        <w:t xml:space="preserve">Define the Support Structures</w:t>
+          <w:rStyle w:val="VerbatimChar"/>
+        </w:rPr>
+        <w:t xml:space="preserve">## [1] "univariate"</w:t>
       </w:r>
     </w:p>
     <w:p>
       <w:pPr>
-        <w:pStyle w:val="FirstParagraph"/>
-      </w:pPr>
-      <w:r>
-        <w:t xml:space="preserve">Before applying the workflow itself, we define the helper functions or custom objects that make the example possible. This is one of the most important didactic moments in extension-oriented notebooks because it shows the contract that Harbinger expects and where the reader can adapt the behavior later.</w:t>
+        <w:pStyle w:val="SourceCode"/>
+      </w:pPr>
+      <w:r>
+        <w:rPr>
+          <w:rStyle w:val="NormalTok"/>
+        </w:rPr>
+        <w:t xml:space="preserve">info</w:t>
+      </w:r>
+      <w:r>
+        <w:rPr>
+          <w:rStyle w:val="SpecialCharTok"/>
+        </w:rPr>
+        <w:t xml:space="preserve">$</w:t>
+      </w:r>
+      <w:r>
+        <w:rPr>
+          <w:rStyle w:val="NormalTok"/>
+        </w:rPr>
+        <w:t xml:space="preserve">signal_cols</w:t>
       </w:r>
     </w:p>
     <w:p>
@@ -254,664 +896,9 @@
       </w:pPr>
       <w:r>
         <w:rPr>
-          <w:rStyle w:val="CommentTok"/>
-        </w:rPr>
-        <w:t xml:space="preserve"># Helper to summarize the dataset structure in a consistent way</w:t>
-      </w:r>
-      <w:r>
-        <w:br/>
-      </w:r>
-      <w:r>
-        <w:rPr>
-          <w:rStyle w:val="NormalTok"/>
-        </w:rPr>
-        <w:t xml:space="preserve">dataset_summary </w:t>
-      </w:r>
-      <w:r>
-        <w:rPr>
-          <w:rStyle w:val="OtherTok"/>
-        </w:rPr>
-        <w:t xml:space="preserve">&lt;-</w:t>
-      </w:r>
-      <w:r>
-        <w:rPr>
-          <w:rStyle w:val="NormalTok"/>
-        </w:rPr>
-        <w:t xml:space="preserve"> </w:t>
-      </w:r>
-      <w:r>
-        <w:rPr>
-          <w:rStyle w:val="ControlFlowTok"/>
-        </w:rPr>
-        <w:t xml:space="preserve">function</w:t>
-      </w:r>
-      <w:r>
-        <w:rPr>
-          <w:rStyle w:val="NormalTok"/>
-        </w:rPr>
-        <w:t xml:space="preserve">(x) {</w:t>
-      </w:r>
-      <w:r>
-        <w:br/>
-      </w:r>
-      <w:r>
-        <w:rPr>
-          <w:rStyle w:val="NormalTok"/>
-        </w:rPr>
-        <w:t xml:space="preserve">  first_series </w:t>
-      </w:r>
-      <w:r>
-        <w:rPr>
-          <w:rStyle w:val="OtherTok"/>
-        </w:rPr>
-        <w:t xml:space="preserve">&lt;-</w:t>
-      </w:r>
-      <w:r>
-        <w:rPr>
-          <w:rStyle w:val="NormalTok"/>
-        </w:rPr>
-        <w:t xml:space="preserve"> x[[</w:t>
-      </w:r>
-      <w:r>
-        <w:rPr>
-          <w:rStyle w:val="DecValTok"/>
-        </w:rPr>
-        <w:t xml:space="preserve">1</w:t>
-      </w:r>
-      <w:r>
-        <w:rPr>
-          <w:rStyle w:val="NormalTok"/>
-        </w:rPr>
-        <w:t xml:space="preserve">]]</w:t>
-      </w:r>
-      <w:r>
-        <w:br/>
-      </w:r>
-      <w:r>
-        <w:rPr>
-          <w:rStyle w:val="NormalTok"/>
-        </w:rPr>
-        <w:t xml:space="preserve">  meta_cols </w:t>
-      </w:r>
-      <w:r>
-        <w:rPr>
-          <w:rStyle w:val="OtherTok"/>
-        </w:rPr>
-        <w:t xml:space="preserve">&lt;-</w:t>
-      </w:r>
-      <w:r>
-        <w:rPr>
-          <w:rStyle w:val="NormalTok"/>
-        </w:rPr>
-        <w:t xml:space="preserve"> </w:t>
-      </w:r>
-      <w:r>
-        <w:rPr>
-          <w:rStyle w:val="FunctionTok"/>
-        </w:rPr>
-        <w:t xml:space="preserve">c</w:t>
-      </w:r>
-      <w:r>
-        <w:rPr>
-          <w:rStyle w:val="NormalTok"/>
-        </w:rPr>
-        <w:t xml:space="preserve">(</w:t>
-      </w:r>
-      <w:r>
-        <w:rPr>
-          <w:rStyle w:val="StringTok"/>
-        </w:rPr>
-        <w:t xml:space="preserve">"idx"</w:t>
-      </w:r>
-      <w:r>
-        <w:rPr>
-          <w:rStyle w:val="NormalTok"/>
-        </w:rPr>
-        <w:t xml:space="preserve">, </w:t>
-      </w:r>
-      <w:r>
-        <w:rPr>
-          <w:rStyle w:val="StringTok"/>
-        </w:rPr>
-        <w:t xml:space="preserve">"event"</w:t>
-      </w:r>
-      <w:r>
-        <w:rPr>
-          <w:rStyle w:val="NormalTok"/>
-        </w:rPr>
-        <w:t xml:space="preserve">, </w:t>
-      </w:r>
-      <w:r>
-        <w:rPr>
-          <w:rStyle w:val="StringTok"/>
-        </w:rPr>
-        <w:t xml:space="preserve">"type"</w:t>
-      </w:r>
-      <w:r>
-        <w:rPr>
-          <w:rStyle w:val="NormalTok"/>
-        </w:rPr>
-        <w:t xml:space="preserve">, </w:t>
-      </w:r>
-      <w:r>
-        <w:rPr>
-          <w:rStyle w:val="StringTok"/>
-        </w:rPr>
-        <w:t xml:space="preserve">"seq"</w:t>
-      </w:r>
-      <w:r>
-        <w:rPr>
-          <w:rStyle w:val="NormalTok"/>
-        </w:rPr>
-        <w:t xml:space="preserve">, </w:t>
-      </w:r>
-      <w:r>
-        <w:rPr>
-          <w:rStyle w:val="StringTok"/>
-        </w:rPr>
-        <w:t xml:space="preserve">"seqlen"</w:t>
-      </w:r>
-      <w:r>
-        <w:rPr>
-          <w:rStyle w:val="NormalTok"/>
-        </w:rPr>
-        <w:t xml:space="preserve">)</w:t>
-      </w:r>
-      <w:r>
-        <w:br/>
-      </w:r>
-      <w:r>
-        <w:rPr>
-          <w:rStyle w:val="NormalTok"/>
-        </w:rPr>
-        <w:t xml:space="preserve">  signal_cols </w:t>
-      </w:r>
-      <w:r>
-        <w:rPr>
-          <w:rStyle w:val="OtherTok"/>
-        </w:rPr>
-        <w:t xml:space="preserve">&lt;-</w:t>
-      </w:r>
-      <w:r>
-        <w:rPr>
-          <w:rStyle w:val="NormalTok"/>
-        </w:rPr>
-        <w:t xml:space="preserve"> </w:t>
-      </w:r>
-      <w:r>
-        <w:rPr>
-          <w:rStyle w:val="FunctionTok"/>
-        </w:rPr>
-        <w:t xml:space="preserve">setdiff</w:t>
-      </w:r>
-      <w:r>
-        <w:rPr>
-          <w:rStyle w:val="NormalTok"/>
-        </w:rPr>
-        <w:t xml:space="preserve">(</w:t>
-      </w:r>
-      <w:r>
-        <w:rPr>
-          <w:rStyle w:val="FunctionTok"/>
-        </w:rPr>
-        <w:t xml:space="preserve">names</w:t>
-      </w:r>
-      <w:r>
-        <w:rPr>
-          <w:rStyle w:val="NormalTok"/>
-        </w:rPr>
-        <w:t xml:space="preserve">(first_series), meta_cols)</w:t>
-      </w:r>
-      <w:r>
-        <w:br/>
-      </w:r>
-      <w:r>
-        <w:rPr>
-          <w:rStyle w:val="NormalTok"/>
-        </w:rPr>
-        <w:t xml:space="preserve">  dataset_type </w:t>
-      </w:r>
-      <w:r>
-        <w:rPr>
-          <w:rStyle w:val="OtherTok"/>
-        </w:rPr>
-        <w:t xml:space="preserve">&lt;-</w:t>
-      </w:r>
-      <w:r>
-        <w:rPr>
-          <w:rStyle w:val="NormalTok"/>
-        </w:rPr>
-        <w:t xml:space="preserve"> </w:t>
-      </w:r>
-      <w:r>
-        <w:rPr>
-          <w:rStyle w:val="ControlFlowTok"/>
-        </w:rPr>
-        <w:t xml:space="preserve">if</w:t>
-      </w:r>
-      <w:r>
-        <w:rPr>
-          <w:rStyle w:val="NormalTok"/>
-        </w:rPr>
-        <w:t xml:space="preserve"> (</w:t>
-      </w:r>
-      <w:r>
-        <w:rPr>
-          <w:rStyle w:val="StringTok"/>
-        </w:rPr>
-        <w:t xml:space="preserve">"value"</w:t>
-      </w:r>
-      <w:r>
-        <w:rPr>
-          <w:rStyle w:val="NormalTok"/>
-        </w:rPr>
-        <w:t xml:space="preserve"> </w:t>
-      </w:r>
-      <w:r>
-        <w:rPr>
-          <w:rStyle w:val="SpecialCharTok"/>
-        </w:rPr>
-        <w:t xml:space="preserve">%in%</w:t>
-      </w:r>
-      <w:r>
-        <w:rPr>
-          <w:rStyle w:val="NormalTok"/>
-        </w:rPr>
-        <w:t xml:space="preserve"> </w:t>
-      </w:r>
-      <w:r>
-        <w:rPr>
-          <w:rStyle w:val="FunctionTok"/>
-        </w:rPr>
-        <w:t xml:space="preserve">names</w:t>
-      </w:r>
-      <w:r>
-        <w:rPr>
-          <w:rStyle w:val="NormalTok"/>
-        </w:rPr>
-        <w:t xml:space="preserve">(first_series) </w:t>
-      </w:r>
-      <w:r>
-        <w:rPr>
-          <w:rStyle w:val="SpecialCharTok"/>
-        </w:rPr>
-        <w:t xml:space="preserve">||</w:t>
-      </w:r>
-      <w:r>
-        <w:rPr>
-          <w:rStyle w:val="NormalTok"/>
-        </w:rPr>
-        <w:t xml:space="preserve"> </w:t>
-      </w:r>
-      <w:r>
-        <w:rPr>
-          <w:rStyle w:val="FunctionTok"/>
-        </w:rPr>
-        <w:t xml:space="preserve">length</w:t>
-      </w:r>
-      <w:r>
-        <w:rPr>
-          <w:rStyle w:val="NormalTok"/>
-        </w:rPr>
-        <w:t xml:space="preserve">(signal_cols) </w:t>
-      </w:r>
-      <w:r>
-        <w:rPr>
-          <w:rStyle w:val="SpecialCharTok"/>
-        </w:rPr>
-        <w:t xml:space="preserve">==</w:t>
-      </w:r>
-      <w:r>
-        <w:rPr>
-          <w:rStyle w:val="NormalTok"/>
-        </w:rPr>
-        <w:t xml:space="preserve"> </w:t>
-      </w:r>
-      <w:r>
-        <w:rPr>
-          <w:rStyle w:val="DecValTok"/>
-        </w:rPr>
-        <w:t xml:space="preserve">1</w:t>
-      </w:r>
-      <w:r>
-        <w:rPr>
-          <w:rStyle w:val="NormalTok"/>
-        </w:rPr>
-        <w:t xml:space="preserve">) {</w:t>
-      </w:r>
-      <w:r>
-        <w:br/>
-      </w:r>
-      <w:r>
-        <w:rPr>
-          <w:rStyle w:val="NormalTok"/>
-        </w:rPr>
-        <w:t xml:space="preserve">    </w:t>
-      </w:r>
-      <w:r>
-        <w:rPr>
-          <w:rStyle w:val="StringTok"/>
-        </w:rPr>
-        <w:t xml:space="preserve">"univariate"</w:t>
-      </w:r>
-      <w:r>
-        <w:br/>
-      </w:r>
-      <w:r>
-        <w:rPr>
-          <w:rStyle w:val="NormalTok"/>
-        </w:rPr>
-        <w:t xml:space="preserve">  } </w:t>
-      </w:r>
-      <w:r>
-        <w:rPr>
-          <w:rStyle w:val="ControlFlowTok"/>
-        </w:rPr>
-        <w:t xml:space="preserve">else</w:t>
-      </w:r>
-      <w:r>
-        <w:rPr>
-          <w:rStyle w:val="NormalTok"/>
-        </w:rPr>
-        <w:t xml:space="preserve"> {</w:t>
-      </w:r>
-      <w:r>
-        <w:br/>
-      </w:r>
-      <w:r>
-        <w:rPr>
-          <w:rStyle w:val="NormalTok"/>
-        </w:rPr>
-        <w:t xml:space="preserve">    </w:t>
-      </w:r>
-      <w:r>
-        <w:rPr>
-          <w:rStyle w:val="StringTok"/>
-        </w:rPr>
-        <w:t xml:space="preserve">"multivariate"</w:t>
-      </w:r>
-      <w:r>
-        <w:br/>
-      </w:r>
-      <w:r>
-        <w:rPr>
-          <w:rStyle w:val="NormalTok"/>
-        </w:rPr>
-        <w:t xml:space="preserve">  }</w:t>
-      </w:r>
-      <w:r>
-        <w:br/>
-      </w:r>
-      <w:r>
-        <w:rPr>
-          <w:rStyle w:val="NormalTok"/>
-        </w:rPr>
-        <w:t xml:space="preserve">  plot_column </w:t>
-      </w:r>
-      <w:r>
-        <w:rPr>
-          <w:rStyle w:val="OtherTok"/>
-        </w:rPr>
-        <w:t xml:space="preserve">&lt;-</w:t>
-      </w:r>
-      <w:r>
-        <w:rPr>
-          <w:rStyle w:val="NormalTok"/>
-        </w:rPr>
-        <w:t xml:space="preserve"> </w:t>
-      </w:r>
-      <w:r>
-        <w:rPr>
-          <w:rStyle w:val="ControlFlowTok"/>
-        </w:rPr>
-        <w:t xml:space="preserve">if</w:t>
-      </w:r>
-      <w:r>
-        <w:rPr>
-          <w:rStyle w:val="NormalTok"/>
-        </w:rPr>
-        <w:t xml:space="preserve"> (</w:t>
-      </w:r>
-      <w:r>
-        <w:rPr>
-          <w:rStyle w:val="StringTok"/>
-        </w:rPr>
-        <w:t xml:space="preserve">"value"</w:t>
-      </w:r>
-      <w:r>
-        <w:rPr>
-          <w:rStyle w:val="NormalTok"/>
-        </w:rPr>
-        <w:t xml:space="preserve"> </w:t>
-      </w:r>
-      <w:r>
-        <w:rPr>
-          <w:rStyle w:val="SpecialCharTok"/>
-        </w:rPr>
-        <w:t xml:space="preserve">%in%</w:t>
-      </w:r>
-      <w:r>
-        <w:rPr>
-          <w:rStyle w:val="NormalTok"/>
-        </w:rPr>
-        <w:t xml:space="preserve"> </w:t>
-      </w:r>
-      <w:r>
-        <w:rPr>
-          <w:rStyle w:val="FunctionTok"/>
-        </w:rPr>
-        <w:t xml:space="preserve">names</w:t>
-      </w:r>
-      <w:r>
-        <w:rPr>
-          <w:rStyle w:val="NormalTok"/>
-        </w:rPr>
-        <w:t xml:space="preserve">(first_series)) </w:t>
-      </w:r>
-      <w:r>
-        <w:rPr>
-          <w:rStyle w:val="StringTok"/>
-        </w:rPr>
-        <w:t xml:space="preserve">"value"</w:t>
-      </w:r>
-      <w:r>
-        <w:rPr>
-          <w:rStyle w:val="NormalTok"/>
-        </w:rPr>
-        <w:t xml:space="preserve"> </w:t>
-      </w:r>
-      <w:r>
-        <w:rPr>
-          <w:rStyle w:val="ControlFlowTok"/>
-        </w:rPr>
-        <w:t xml:space="preserve">else</w:t>
-      </w:r>
-      <w:r>
-        <w:rPr>
-          <w:rStyle w:val="NormalTok"/>
-        </w:rPr>
-        <w:t xml:space="preserve"> signal_cols[</w:t>
-      </w:r>
-      <w:r>
-        <w:rPr>
-          <w:rStyle w:val="DecValTok"/>
-        </w:rPr>
-        <w:t xml:space="preserve">1</w:t>
-      </w:r>
-      <w:r>
-        <w:rPr>
-          <w:rStyle w:val="NormalTok"/>
-        </w:rPr>
-        <w:t xml:space="preserve">]</w:t>
-      </w:r>
-      <w:r>
-        <w:br/>
-      </w:r>
-      <w:r>
-        <w:br/>
-      </w:r>
-      <w:r>
-        <w:rPr>
-          <w:rStyle w:val="NormalTok"/>
-        </w:rPr>
-        <w:t xml:space="preserve">  </w:t>
-      </w:r>
-      <w:r>
-        <w:rPr>
-          <w:rStyle w:val="FunctionTok"/>
-        </w:rPr>
-        <w:t xml:space="preserve">list</w:t>
-      </w:r>
-      <w:r>
-        <w:rPr>
-          <w:rStyle w:val="NormalTok"/>
-        </w:rPr>
-        <w:t xml:space="preserve">(</w:t>
-      </w:r>
-      <w:r>
-        <w:br/>
-      </w:r>
-      <w:r>
-        <w:rPr>
-          <w:rStyle w:val="NormalTok"/>
-        </w:rPr>
-        <w:t xml:space="preserve">    </w:t>
-      </w:r>
-      <w:r>
-        <w:rPr>
-          <w:rStyle w:val="AttributeTok"/>
-        </w:rPr>
-        <w:t xml:space="preserve">n_series =</w:t>
-      </w:r>
-      <w:r>
-        <w:rPr>
-          <w:rStyle w:val="NormalTok"/>
-        </w:rPr>
-        <w:t xml:space="preserve"> </w:t>
-      </w:r>
-      <w:r>
-        <w:rPr>
-          <w:rStyle w:val="FunctionTok"/>
-        </w:rPr>
-        <w:t xml:space="preserve">length</w:t>
-      </w:r>
-      <w:r>
-        <w:rPr>
-          <w:rStyle w:val="NormalTok"/>
-        </w:rPr>
-        <w:t xml:space="preserve">(x),</w:t>
-      </w:r>
-      <w:r>
-        <w:br/>
-      </w:r>
-      <w:r>
-        <w:rPr>
-          <w:rStyle w:val="NormalTok"/>
-        </w:rPr>
-        <w:t xml:space="preserve">    </w:t>
-      </w:r>
-      <w:r>
-        <w:rPr>
-          <w:rStyle w:val="AttributeTok"/>
-        </w:rPr>
-        <w:t xml:space="preserve">dataset_type =</w:t>
-      </w:r>
-      <w:r>
-        <w:rPr>
-          <w:rStyle w:val="NormalTok"/>
-        </w:rPr>
-        <w:t xml:space="preserve"> dataset_type,</w:t>
-      </w:r>
-      <w:r>
-        <w:br/>
-      </w:r>
-      <w:r>
-        <w:rPr>
-          <w:rStyle w:val="NormalTok"/>
-        </w:rPr>
-        <w:t xml:space="preserve">    </w:t>
-      </w:r>
-      <w:r>
-        <w:rPr>
-          <w:rStyle w:val="AttributeTok"/>
-        </w:rPr>
-        <w:t xml:space="preserve">signal_cols =</w:t>
-      </w:r>
-      <w:r>
-        <w:rPr>
-          <w:rStyle w:val="NormalTok"/>
-        </w:rPr>
-        <w:t xml:space="preserve"> signal_cols,</w:t>
-      </w:r>
-      <w:r>
-        <w:br/>
-      </w:r>
-      <w:r>
-        <w:rPr>
-          <w:rStyle w:val="NormalTok"/>
-        </w:rPr>
-        <w:t xml:space="preserve">    </w:t>
-      </w:r>
-      <w:r>
-        <w:rPr>
-          <w:rStyle w:val="AttributeTok"/>
-        </w:rPr>
-        <w:t xml:space="preserve">plot_column =</w:t>
-      </w:r>
-      <w:r>
-        <w:rPr>
-          <w:rStyle w:val="NormalTok"/>
-        </w:rPr>
-        <w:t xml:space="preserve"> plot_column,</w:t>
-      </w:r>
-      <w:r>
-        <w:br/>
-      </w:r>
-      <w:r>
-        <w:rPr>
-          <w:rStyle w:val="NormalTok"/>
-        </w:rPr>
-        <w:t xml:space="preserve">    </w:t>
-      </w:r>
-      <w:r>
-        <w:rPr>
-          <w:rStyle w:val="AttributeTok"/>
-        </w:rPr>
-        <w:t xml:space="preserve">first_series =</w:t>
-      </w:r>
-      <w:r>
-        <w:rPr>
-          <w:rStyle w:val="NormalTok"/>
-        </w:rPr>
-        <w:t xml:space="preserve"> first_series</w:t>
-      </w:r>
-      <w:r>
-        <w:br/>
-      </w:r>
-      <w:r>
-        <w:rPr>
-          <w:rStyle w:val="NormalTok"/>
-        </w:rPr>
-        <w:t xml:space="preserve">  )</w:t>
-      </w:r>
-      <w:r>
-        <w:br/>
-      </w:r>
-      <w:r>
-        <w:rPr>
-          <w:rStyle w:val="NormalTok"/>
-        </w:rPr>
-        <w:t xml:space="preserve">}</w:t>
-      </w:r>
-    </w:p>
-    <w:bookmarkEnd w:id="25"/>
-    <w:bookmarkStart w:id="26" w:name="prepare-the-example-1"/>
-    <w:p>
-      <w:pPr>
-        <w:pStyle w:val="Heading3"/>
-      </w:pPr>
-      <w:r>
-        <w:t xml:space="preserve">Prepare the Example</w:t>
+          <w:rStyle w:val="VerbatimChar"/>
+        </w:rPr>
+        <w:t xml:space="preserve">## [1] "value"</w:t>
       </w:r>
     </w:p>
     <w:p>
@@ -919,232 +906,13 @@
         <w:pStyle w:val="FirstParagraph"/>
       </w:pPr>
       <w:r>
-        <w:t xml:space="preserve">We begin by organizing the environment, loading the packages, and selecting the dataset used in the notebook. This part is intentionally more direct: the goal is to make the starting point explicit before the method-specific reasoning begins.</w:t>
+        <w:t xml:space="preserve">Plot the first available signal together with its labels.</w:t>
       </w:r>
     </w:p>
     <w:p>
       <w:pPr>
         <w:pStyle w:val="SourceCode"/>
       </w:pPr>
-      <w:r>
-        <w:rPr>
-          <w:rStyle w:val="CommentTok"/>
-        </w:rPr>
-        <w:t xml:space="preserve"># Load a benchmark object and expand it to the full dataset</w:t>
-      </w:r>
-      <w:r>
-        <w:br/>
-      </w:r>
-      <w:r>
-        <w:rPr>
-          <w:rStyle w:val="FunctionTok"/>
-        </w:rPr>
-        <w:t xml:space="preserve">data</w:t>
-      </w:r>
-      <w:r>
-        <w:rPr>
-          <w:rStyle w:val="NormalTok"/>
-        </w:rPr>
-        <w:t xml:space="preserve">(A1Benchmark)</w:t>
-      </w:r>
-      <w:r>
-        <w:br/>
-      </w:r>
-      <w:r>
-        <w:rPr>
-          <w:rStyle w:val="NormalTok"/>
-        </w:rPr>
-        <w:t xml:space="preserve">A1Benchmark </w:t>
-      </w:r>
-      <w:r>
-        <w:rPr>
-          <w:rStyle w:val="OtherTok"/>
-        </w:rPr>
-        <w:t xml:space="preserve">&lt;-</w:t>
-      </w:r>
-      <w:r>
-        <w:rPr>
-          <w:rStyle w:val="NormalTok"/>
-        </w:rPr>
-        <w:t xml:space="preserve"> </w:t>
-      </w:r>
-      <w:r>
-        <w:rPr>
-          <w:rStyle w:val="FunctionTok"/>
-        </w:rPr>
-        <w:t xml:space="preserve">loadfulldata</w:t>
-      </w:r>
-      <w:r>
-        <w:rPr>
-          <w:rStyle w:val="NormalTok"/>
-        </w:rPr>
-        <w:t xml:space="preserve">(A1Benchmark)</w:t>
-      </w:r>
-      <w:r>
-        <w:br/>
-      </w:r>
-      <w:r>
-        <w:rPr>
-          <w:rStyle w:val="NormalTok"/>
-        </w:rPr>
-        <w:t xml:space="preserve">info </w:t>
-      </w:r>
-      <w:r>
-        <w:rPr>
-          <w:rStyle w:val="OtherTok"/>
-        </w:rPr>
-        <w:t xml:space="preserve">&lt;-</w:t>
-      </w:r>
-      <w:r>
-        <w:rPr>
-          <w:rStyle w:val="NormalTok"/>
-        </w:rPr>
-        <w:t xml:space="preserve"> </w:t>
-      </w:r>
-      <w:r>
-        <w:rPr>
-          <w:rStyle w:val="FunctionTok"/>
-        </w:rPr>
-        <w:t xml:space="preserve">dataset_summary</w:t>
-      </w:r>
-      <w:r>
-        <w:rPr>
-          <w:rStyle w:val="NormalTok"/>
-        </w:rPr>
-        <w:t xml:space="preserve">(A1Benchmark)</w:t>
-      </w:r>
-      <w:r>
-        <w:br/>
-      </w:r>
-      <w:r>
-        <w:rPr>
-          <w:rStyle w:val="NormalTok"/>
-        </w:rPr>
-        <w:t xml:space="preserve">info</w:t>
-      </w:r>
-      <w:r>
-        <w:rPr>
-          <w:rStyle w:val="SpecialCharTok"/>
-        </w:rPr>
-        <w:t xml:space="preserve">$</w:t>
-      </w:r>
-      <w:r>
-        <w:rPr>
-          <w:rStyle w:val="NormalTok"/>
-        </w:rPr>
-        <w:t xml:space="preserve">n_series</w:t>
-      </w:r>
-    </w:p>
-    <w:p>
-      <w:pPr>
-        <w:pStyle w:val="SourceCode"/>
-      </w:pPr>
-      <w:r>
-        <w:rPr>
-          <w:rStyle w:val="VerbatimChar"/>
-        </w:rPr>
-        <w:t xml:space="preserve">## [1] 67</w:t>
-      </w:r>
-    </w:p>
-    <w:p>
-      <w:pPr>
-        <w:pStyle w:val="SourceCode"/>
-      </w:pPr>
-      <w:r>
-        <w:rPr>
-          <w:rStyle w:val="NormalTok"/>
-        </w:rPr>
-        <w:t xml:space="preserve">info</w:t>
-      </w:r>
-      <w:r>
-        <w:rPr>
-          <w:rStyle w:val="SpecialCharTok"/>
-        </w:rPr>
-        <w:t xml:space="preserve">$</w:t>
-      </w:r>
-      <w:r>
-        <w:rPr>
-          <w:rStyle w:val="NormalTok"/>
-        </w:rPr>
-        <w:t xml:space="preserve">dataset_type</w:t>
-      </w:r>
-    </w:p>
-    <w:p>
-      <w:pPr>
-        <w:pStyle w:val="SourceCode"/>
-      </w:pPr>
-      <w:r>
-        <w:rPr>
-          <w:rStyle w:val="VerbatimChar"/>
-        </w:rPr>
-        <w:t xml:space="preserve">## [1] "univariate"</w:t>
-      </w:r>
-    </w:p>
-    <w:p>
-      <w:pPr>
-        <w:pStyle w:val="SourceCode"/>
-      </w:pPr>
-      <w:r>
-        <w:rPr>
-          <w:rStyle w:val="NormalTok"/>
-        </w:rPr>
-        <w:t xml:space="preserve">info</w:t>
-      </w:r>
-      <w:r>
-        <w:rPr>
-          <w:rStyle w:val="SpecialCharTok"/>
-        </w:rPr>
-        <w:t xml:space="preserve">$</w:t>
-      </w:r>
-      <w:r>
-        <w:rPr>
-          <w:rStyle w:val="NormalTok"/>
-        </w:rPr>
-        <w:t xml:space="preserve">signal_cols</w:t>
-      </w:r>
-    </w:p>
-    <w:p>
-      <w:pPr>
-        <w:pStyle w:val="SourceCode"/>
-      </w:pPr>
-      <w:r>
-        <w:rPr>
-          <w:rStyle w:val="VerbatimChar"/>
-        </w:rPr>
-        <w:t xml:space="preserve">## [1] "value"</w:t>
-      </w:r>
-    </w:p>
-    <w:bookmarkEnd w:id="26"/>
-    <w:bookmarkStart w:id="30" w:name="interpret-the-result-visually"/>
-    <w:p>
-      <w:pPr>
-        <w:pStyle w:val="Heading3"/>
-      </w:pPr>
-      <w:r>
-        <w:t xml:space="preserve">Interpret the Result Visually</w:t>
-      </w:r>
-    </w:p>
-    <w:p>
-      <w:pPr>
-        <w:pStyle w:val="FirstParagraph"/>
-      </w:pPr>
-      <w:r>
-        <w:t xml:space="preserve">The final plots are not just illustrations. They help the reader connect the method’s internal output with the original series, making it easier to see why a point, range, motif, or symbolic pattern was emphasized and whether that emphasis is coherent with the stated objective of the example.</w:t>
-      </w:r>
-    </w:p>
-    <w:p>
-      <w:pPr>
-        <w:pStyle w:val="SourceCode"/>
-      </w:pPr>
-      <w:r>
-        <w:rPr>
-          <w:rStyle w:val="CommentTok"/>
-        </w:rPr>
-        <w:t xml:space="preserve"># Plot the first available signal with its labels</w:t>
-      </w:r>
-      <w:r>
-        <w:br/>
-      </w:r>
       <w:r>
         <w:rPr>
           <w:rStyle w:val="FunctionTok"/>
@@ -1275,18 +1043,18 @@
           <wp:inline>
             <wp:extent cx="4620126" cy="3696101"/>
             <wp:effectExtent b="0" l="0" r="0" t="0"/>
-            <wp:docPr descr="" title="" id="28" name="Picture"/>
+            <wp:docPr descr="" title="" id="21" name="Picture"/>
             <a:graphic>
               <a:graphicData uri="http://schemas.openxmlformats.org/drawingml/2006/picture">
                 <pic:pic>
                   <pic:nvPicPr>
-                    <pic:cNvPr descr="/home/gpca/harbinger/examples/tutorial/doc/02-knowing-your-data_files/figure-docx/unnamed-chunk-4-1.png" id="29" name="Picture"/>
+                    <pic:cNvPr descr="/home/gpca/harbinger/examples/tutorial/doc/02-knowing-your-data_files/figure-docx/unnamed-chunk-4-1.png" id="22" name="Picture"/>
                     <pic:cNvPicPr>
                       <a:picLocks noChangeArrowheads="1" noChangeAspect="1"/>
                     </pic:cNvPicPr>
                   </pic:nvPicPr>
                   <pic:blipFill>
-                    <a:blip r:embed="rId27"/>
+                    <a:blip r:embed="rId20"/>
                     <a:stretch>
                       <a:fillRect/>
                     </a:stretch>
@@ -1313,9 +1081,8 @@
         </w:drawing>
       </w:r>
     </w:p>
-    <w:bookmarkEnd w:id="30"/>
-    <w:bookmarkEnd w:id="31"/>
-    <w:bookmarkStart w:id="33" w:name="references"/>
+    <w:bookmarkEnd w:id="23"/>
+    <w:bookmarkStart w:id="25" w:name="references"/>
     <w:p>
       <w:pPr>
         <w:pStyle w:val="Heading2"/>
@@ -1329,7 +1096,7 @@
         <w:pStyle w:val="Compact"/>
         <w:numPr>
           <w:ilvl w:val="0"/>
-          <w:numId w:val="1002"/>
+          <w:numId w:val="1001"/>
         </w:numPr>
       </w:pPr>
       <w:r>
@@ -1341,7 +1108,7 @@
         <w:pStyle w:val="Compact"/>
         <w:numPr>
           <w:ilvl w:val="0"/>
-          <w:numId w:val="1002"/>
+          <w:numId w:val="1001"/>
         </w:numPr>
       </w:pPr>
       <w:r>
@@ -1350,7 +1117,7 @@
       <w:r>
         <w:t xml:space="preserve"> </w:t>
       </w:r>
-      <w:hyperlink r:id="rId32">
+      <w:hyperlink r:id="rId24">
         <w:r>
           <w:rPr>
             <w:rStyle w:val="Hyperlink"/>
@@ -1359,7 +1126,7 @@
         </w:r>
       </w:hyperlink>
     </w:p>
-    <w:bookmarkEnd w:id="33"/>
+    <w:bookmarkEnd w:id="25"/>
     <w:sectPr>
       <w:footnotePr>
         <w:numRestart w:val="eachSect"/>
@@ -1577,9 +1344,6 @@
     <w:abstractNumId w:val="990"/>
   </w:num>
   <w:num w:numId="1001">
-    <w:abstractNumId w:val="991"/>
-  </w:num>
-  <w:num w:numId="1002">
     <w:abstractNumId w:val="991"/>
   </w:num>
 </w:numbering>

--- a/examples/tutorial/doc/02-knowing-your-data.docx
+++ b/examples/tutorial/doc/02-knowing-your-data.docx
@@ -2,7 +2,7 @@
 <file path=word/document.xml><?xml version="1.0" encoding="utf-8"?>
 <w:document xmlns:w="http://schemas.openxmlformats.org/wordprocessingml/2006/main" xmlns:m="http://schemas.openxmlformats.org/officeDocument/2006/math" xmlns:r="http://schemas.openxmlformats.org/officeDocument/2006/relationships" xmlns:o="urn:schemas-microsoft-com:office:office" xmlns:v="urn:schemas-microsoft-com:vml" xmlns:w10="urn:schemas-microsoft-com:office:word" xmlns:a="http://schemas.openxmlformats.org/drawingml/2006/main" xmlns:pic="http://schemas.openxmlformats.org/drawingml/2006/picture" xmlns:wp="http://schemas.openxmlformats.org/drawingml/2006/wordprocessingDrawing">
   <w:body>
-    <w:bookmarkStart w:id="23" w:name="tutorial-02---knowing-your-data"/>
+    <w:bookmarkStart w:id="12" w:name="tutorial-02---knowing-your-data"/>
     <w:p>
       <w:pPr>
         <w:pStyle w:val="Heading2"/>
@@ -1043,18 +1043,18 @@
           <wp:inline>
             <wp:extent cx="4620126" cy="3696101"/>
             <wp:effectExtent b="0" l="0" r="0" t="0"/>
-            <wp:docPr descr="" title="" id="21" name="Picture"/>
+            <wp:docPr descr="" title="" id="10" name="Picture"/>
             <a:graphic>
               <a:graphicData uri="http://schemas.openxmlformats.org/drawingml/2006/picture">
                 <pic:pic>
                   <pic:nvPicPr>
-                    <pic:cNvPr descr="/home/gpca/harbinger/examples/tutorial/doc/02-knowing-your-data_files/figure-docx/unnamed-chunk-4-1.png" id="22" name="Picture"/>
+                    <pic:cNvPr descr="C:\Git\dal\harbinger\examples\tutorial\doc\02-knowing-your-data_files/d71989f5a14a53da1a98d48927c2abe561d3f2eb.png" id="11" name="Picture"/>
                     <pic:cNvPicPr>
                       <a:picLocks noChangeArrowheads="1" noChangeAspect="1"/>
                     </pic:cNvPicPr>
                   </pic:nvPicPr>
                   <pic:blipFill>
-                    <a:blip r:embed="rId20"/>
+                    <a:blip r:embed="rId9"/>
                     <a:stretch>
                       <a:fillRect/>
                     </a:stretch>
@@ -1081,8 +1081,8 @@
         </w:drawing>
       </w:r>
     </w:p>
-    <w:bookmarkEnd w:id="23"/>
-    <w:bookmarkStart w:id="25" w:name="references"/>
+    <w:bookmarkEnd w:id="12"/>
+    <w:bookmarkStart w:id="14" w:name="references"/>
     <w:p>
       <w:pPr>
         <w:pStyle w:val="Heading2"/>
@@ -1117,7 +1117,7 @@
       <w:r>
         <w:t xml:space="preserve"> </w:t>
       </w:r>
-      <w:hyperlink r:id="rId24">
+      <w:hyperlink r:id="rId13">
         <w:r>
           <w:rPr>
             <w:rStyle w:val="Hyperlink"/>
@@ -1126,7 +1126,7 @@
         </w:r>
       </w:hyperlink>
     </w:p>
-    <w:bookmarkEnd w:id="25"/>
+    <w:bookmarkEnd w:id="14"/>
     <w:sectPr>
       <w:footnotePr>
         <w:numRestart w:val="eachSect"/>
@@ -1354,10 +1354,10 @@
   <w:docDefaults>
     <w:rPrDefault>
       <w:rPr>
-        <w:rFonts w:asciiTheme="minorHAnsi" w:cstheme="minorBidi" w:eastAsiaTheme="minorHAnsi" w:hAnsiTheme="minorHAnsi"/>
+        <w:rFonts w:asciiTheme="minorHAnsi" w:cstheme="minorBidi" w:eastAsiaTheme="minorEastAsia" w:hAnsiTheme="minorHAnsi"/>
         <w:sz w:val="24"/>
         <w:szCs w:val="24"/>
-        <w:lang w:bidi="ar-SA" w:eastAsia="en-US" w:val="en-US"/>
+        <w:lang w:bidi="ar-SA" w:eastAsia="zh-CN" w:val="en-US"/>
       </w:rPr>
     </w:rPrDefault>
     <w:pPrDefault>
@@ -1898,13 +1898,6 @@
       </w:tblCellMar>
     </w:tblPr>
     <w:tblStylePr w:type="firstRow">
-      <w:tblPr>
-        <w:jc w:val="left"/>
-        <w:tblInd w:type="dxa" w:w="0"/>
-      </w:tblPr>
-      <w:trPr>
-        <w:jc w:val="left"/>
-      </w:trPr>
       <w:tcPr>
         <w:tcBorders>
           <w:bottom w:val="single"/>

--- a/examples/tutorial/doc/02-knowing-your-data.docx
+++ b/examples/tutorial/doc/02-knowing-your-data.docx
@@ -1048,7 +1048,7 @@
               <a:graphicData uri="http://schemas.openxmlformats.org/drawingml/2006/picture">
                 <pic:pic>
                   <pic:nvPicPr>
-                    <pic:cNvPr descr="C:\Git\dal\harbinger\examples\tutorial\doc\02-knowing-your-data_files/d71989f5a14a53da1a98d48927c2abe561d3f2eb.png" id="11" name="Picture"/>
+                    <pic:cNvPr descr="/home/gpca/harbinger/examples/tutorial/doc/02-knowing-your-data_files/b4e79846320967ecba1d3dc22e4be0c426125ca1.png" id="11" name="Picture"/>
                     <pic:cNvPicPr>
                       <a:picLocks noChangeArrowheads="1" noChangeAspect="1"/>
                     </pic:cNvPicPr>

--- a/examples/tutorial/doc/02-knowing-your-data.docx
+++ b/examples/tutorial/doc/02-knowing-your-data.docx
@@ -1048,7 +1048,7 @@
               <a:graphicData uri="http://schemas.openxmlformats.org/drawingml/2006/picture">
                 <pic:pic>
                   <pic:nvPicPr>
-                    <pic:cNvPr descr="/home/gpca/harbinger/examples/tutorial/doc/02-knowing-your-data_files/b4e79846320967ecba1d3dc22e4be0c426125ca1.png" id="11" name="Picture"/>
+                    <pic:cNvPr descr="C:\Git\dal\harbinger\examples\tutorial\doc\02-knowing-your-data_files/d71989f5a14a53da1a98d48927c2abe561d3f2eb.png" id="11" name="Picture"/>
                     <pic:cNvPicPr>
                       <a:picLocks noChangeArrowheads="1" noChangeAspect="1"/>
                     </pic:cNvPicPr>

--- a/examples/tutorial/doc/02-knowing-your-data.docx
+++ b/examples/tutorial/doc/02-knowing-your-data.docx
@@ -39,6 +39,45 @@
       <w:pPr>
         <w:pStyle w:val="SourceCode"/>
       </w:pPr>
+      <w:r>
+        <w:rPr>
+          <w:rStyle w:val="FunctionTok"/>
+        </w:rPr>
+        <w:t xml:space="preserve">source</w:t>
+      </w:r>
+      <w:r>
+        <w:rPr>
+          <w:rStyle w:val="NormalTok"/>
+        </w:rPr>
+        <w:t xml:space="preserve">(</w:t>
+      </w:r>
+      <w:r>
+        <w:rPr>
+          <w:rStyle w:val="FunctionTok"/>
+        </w:rPr>
+        <w:t xml:space="preserve">url</w:t>
+      </w:r>
+      <w:r>
+        <w:rPr>
+          <w:rStyle w:val="NormalTok"/>
+        </w:rPr>
+        <w:t xml:space="preserve">(</w:t>
+      </w:r>
+      <w:r>
+        <w:rPr>
+          <w:rStyle w:val="StringTok"/>
+        </w:rPr>
+        <w:t xml:space="preserve">"https://raw.githubusercontent.com/cefet-rj-dal/harbinger/master/examples/seed.R"</w:t>
+      </w:r>
+      <w:r>
+        <w:rPr>
+          <w:rStyle w:val="NormalTok"/>
+        </w:rPr>
+        <w:t xml:space="preserve">))</w:t>
+      </w:r>
+      <w:r>
+        <w:br/>
+      </w:r>
       <w:r>
         <w:rPr>
           <w:rStyle w:val="FunctionTok"/>
